--- a/docs/07_Deployment_Runbook.docx
+++ b/docs/07_Deployment_Runbook.docx
@@ -67,9 +67,6 @@
         <w:t xml:space="preserve">Author: Marcello Bozzarelli (CTO)</w:t>
       </w:r>
     </w:p>
-    <w:r>
-      <w:br w:type="page"/>
-    </w:r>
     <w:p>
       <w:pPr>
         <w:pStyle w:val="[object Object]"/>
@@ -89,6 +86,45 @@
     </w:p>
     <w:p>
       <w:pPr>
+        <w:jc w:val="center"/>
+      </w:pPr>
+      <w:r>
+        <w:drawing>
+          <wp:inline distT="114300" distB="114300" distL="114300" distR="114300">
+            <wp:extent cx="5486400" cy="3657600"/>
+            <wp:docPr id="1" name="admin_dashboard.png"/>
+            <wp:cNvGraphicFramePr/>
+            <a:graphic xmlns:a="http://schemas.openxmlformats.org/drawingml/2006/main">
+              <a:graphicData uri="http://schemas.openxmlformats.org/drawingml/2006/picture">
+                <pic:pic xmlns:pic="http://schemas.openxmlformats.org/drawingml/2006/picture">
+                  <pic:nvPicPr>
+                    <pic:cNvPr id="1" name="admin_dashboard.png"/>
+                    <pic:cNvPicPr/>
+                  </pic:nvPicPr>
+                  <pic:blipFill>
+                    <a:blip xmlns:r="http://schemas.openxmlformats.org/officeDocument/2006/relationships" r:embed="rId6"/>
+                    <a:stretch>
+                      <a:fillRect/>
+                    </a:stretch>
+                  </pic:blipFill>
+                  <pic:spPr>
+                    <a:xfrm>
+                      <a:off x="0" y="0"/>
+                      <a:ext cx="5486400" cy="3657600"/>
+                    </a:xfrm>
+                    <a:prstGeom prst="rect">
+                      <a:avLst/>
+                    </a:prstGeom>
+                  </pic:spPr>
+                </pic:pic>
+              </a:graphicData>
+            </a:graphic>
+          </wp:inline>
+        </w:drawing>
+      </w:r>
+    </w:p>
+    <w:p>
+      <w:pPr>
         <w:spacing w:after="80"/>
       </w:pPr>
       <w:r>
@@ -175,9 +211,6 @@
         <w:t xml:space="preserve">12. Pre/Post Deployment Checklists</w:t>
       </w:r>
     </w:p>
-    <w:r>
-      <w:br w:type="page"/>
-    </w:r>
     <w:p>
       <w:pPr>
         <w:pStyle w:val="[object Object]"/>
@@ -843,7 +876,7 @@
               <w:jc w:val="left"/>
             </w:pPr>
             <w:r>
-              <w:t xml:space="preserve">Telegram Bot, Gemini AI, Resend Email</w:t>
+              <w:t xml:space="preserve">Telegram Bot, motore AI multimodale, Resend Email</w:t>
             </w:r>
           </w:p>
         </w:tc>
@@ -998,9 +1031,6 @@
         <w:t xml:space="preserve">└─ Previous version: Kept as rollback point</w:t>
       </w:r>
     </w:p>
-    <w:r>
-      <w:br w:type="page"/>
-    </w:r>
     <w:p>
       <w:pPr>
         <w:pStyle w:val="[object Object]"/>
@@ -1908,7 +1938,7 @@
               <w:jc w:val="left"/>
             </w:pPr>
             <w:r>
-              <w:t xml:space="preserve">Google Gemini</w:t>
+              <w:t xml:space="preserve">AI Engine (Google Google Gemini (con supporto per Claude, GPT-4, modelli open-source), Anthropic Claude, OpenAI GPT-4, open-source models)</w:t>
             </w:r>
           </w:p>
         </w:tc>
@@ -3622,9 +3652,6 @@
         <w:spacing w:after="300"/>
       </w:pPr>
     </w:p>
-    <w:r>
-      <w:br w:type="page"/>
-    </w:r>
     <w:p>
       <w:pPr>
         <w:pStyle w:val="[object Object]"/>
@@ -4365,7 +4392,7 @@
               <w:jc w:val="left"/>
             </w:pPr>
             <w:r>
-              <w:t xml:space="preserve">Google Gemini API for media analysis</w:t>
+              <w:t xml:space="preserve">AI Engine (Google Google Gemini (con supporto per Claude, GPT-4, modelli open-source), Anthropic Claude, OpenAI GPT-4, open-source models) API for media analysis</w:t>
             </w:r>
           </w:p>
         </w:tc>
@@ -5070,9 +5097,6 @@
         <w:t xml:space="preserve">Then paste the secret when prompted (stdin, not visible)</w:t>
       </w:r>
     </w:p>
-    <w:r>
-      <w:br w:type="page"/>
-    </w:r>
     <w:p>
       <w:pPr>
         <w:pStyle w:val="[object Object]"/>
@@ -6266,9 +6290,6 @@
         <w:spacing w:after="300"/>
       </w:pPr>
     </w:p>
-    <w:r>
-      <w:br w:type="page"/>
-    </w:r>
     <w:p>
       <w:pPr>
         <w:pStyle w:val="[object Object]"/>
@@ -6543,9 +6564,6 @@
         <w:t xml:space="preserve">Wait for both to complete before declaring release complete.</w:t>
       </w:r>
     </w:p>
-    <w:r>
-      <w:br w:type="page"/>
-    </w:r>
     <w:p>
       <w:pPr>
         <w:pStyle w:val="[object Object]"/>
@@ -7643,9 +7661,6 @@
         <w:t xml:space="preserve">6. Smoke tests verify deployment success</w:t>
       </w:r>
     </w:p>
-    <w:r>
-      <w:br w:type="page"/>
-    </w:r>
     <w:p>
       <w:pPr>
         <w:pStyle w:val="[object Object]"/>
@@ -8703,9 +8718,6 @@
         <w:spacing w:after="300"/>
       </w:pPr>
     </w:p>
-    <w:r>
-      <w:br w:type="page"/>
-    </w:r>
     <w:p>
       <w:pPr>
         <w:pStyle w:val="[object Object]"/>
@@ -9588,9 +9600,6 @@
         <w:t xml:space="preserve">4. Test alert by deploying intentional error</w:t>
       </w:r>
     </w:p>
-    <w:r>
-      <w:br w:type="page"/>
-    </w:r>
     <w:p>
       <w:pPr>
         <w:pStyle w:val="[object Object]"/>
@@ -9830,9 +9839,6 @@
         <w:t xml:space="preserve">4. Rotate tokens quarterly</w:t>
       </w:r>
     </w:p>
-    <w:r>
-      <w:br w:type="page"/>
-    </w:r>
     <w:p>
       <w:pPr>
         <w:pStyle w:val="[object Object]"/>
@@ -10885,9 +10891,6 @@
         <w:spacing w:after="300"/>
       </w:pPr>
     </w:p>
-    <w:r>
-      <w:br w:type="page"/>
-    </w:r>
     <w:p>
       <w:pPr>
         <w:pStyle w:val="[object Object]"/>
@@ -12225,9 +12228,6 @@
         <w:spacing w:after="300"/>
       </w:pPr>
     </w:p>
-    <w:r>
-      <w:br w:type="page"/>
-    </w:r>
     <w:p>
       <w:pPr>
         <w:pStyle w:val="[object Object]"/>
